--- a/sprint2.docx
+++ b/sprint2.docx
@@ -3746,12 +3746,6 @@
                 <w:webHidden/>
               </w:rPr>
               <w:tab/>
-            </w:r>
-            <w:r>
-              <w:rPr>
-                <w:noProof/>
-                <w:webHidden/>
-              </w:rPr>
               <w:t>12</w:t>
             </w:r>
           </w:hyperlink>
@@ -3797,12 +3791,6 @@
                 <w:webHidden/>
               </w:rPr>
               <w:tab/>
-            </w:r>
-            <w:r>
-              <w:rPr>
-                <w:noProof/>
-                <w:webHidden/>
-              </w:rPr>
               <w:t>13</w:t>
             </w:r>
           </w:hyperlink>
@@ -3828,25 +3816,7 @@
                 <w:iCs/>
                 <w:noProof/>
               </w:rPr>
-              <w:t>2.3</w:t>
-            </w:r>
-            <w:r>
-              <w:rPr>
-                <w:rStyle w:val="Hyperlink"/>
-                <w:i w:val="0"/>
-                <w:iCs/>
-                <w:noProof/>
-              </w:rPr>
-              <w:t xml:space="preserve"> </w:t>
-            </w:r>
-            <w:r>
-              <w:rPr>
-                <w:rStyle w:val="Hyperlink"/>
-                <w:i w:val="0"/>
-                <w:iCs/>
-                <w:noProof/>
-              </w:rPr>
-              <w:t>Figma</w:t>
+              <w:t>2.3 Figma</w:t>
             </w:r>
             <w:r>
               <w:rPr>
@@ -3856,14 +3826,6 @@
                 <w:webHidden/>
               </w:rPr>
               <w:tab/>
-            </w:r>
-            <w:r>
-              <w:rPr>
-                <w:i w:val="0"/>
-                <w:iCs/>
-                <w:noProof/>
-                <w:webHidden/>
-              </w:rPr>
               <w:t>14</w:t>
             </w:r>
           </w:hyperlink>
@@ -3923,12 +3885,6 @@
                 <w:webHidden/>
               </w:rPr>
               <w:tab/>
-            </w:r>
-            <w:r>
-              <w:rPr>
-                <w:noProof/>
-                <w:webHidden/>
-              </w:rPr>
               <w:t>15</w:t>
             </w:r>
           </w:hyperlink>
@@ -3987,12 +3943,6 @@
                 <w:webHidden/>
               </w:rPr>
               <w:tab/>
-            </w:r>
-            <w:r>
-              <w:rPr>
-                <w:noProof/>
-                <w:webHidden/>
-              </w:rPr>
               <w:t>15</w:t>
             </w:r>
           </w:hyperlink>
@@ -4018,25 +3968,7 @@
                 <w:iCs/>
                 <w:noProof/>
               </w:rPr>
-              <w:t>2.6</w:t>
-            </w:r>
-            <w:r>
-              <w:rPr>
-                <w:rStyle w:val="Hyperlink"/>
-                <w:i w:val="0"/>
-                <w:iCs/>
-                <w:noProof/>
-              </w:rPr>
-              <w:t xml:space="preserve"> </w:t>
-            </w:r>
-            <w:r>
-              <w:rPr>
-                <w:rStyle w:val="Hyperlink"/>
-                <w:i w:val="0"/>
-                <w:iCs/>
-                <w:noProof/>
-              </w:rPr>
-              <w:t>Ibis Paint</w:t>
+              <w:t>2.6 Ibis Paint</w:t>
             </w:r>
             <w:r>
               <w:rPr>
@@ -4046,14 +3978,6 @@
                 <w:webHidden/>
               </w:rPr>
               <w:tab/>
-            </w:r>
-            <w:r>
-              <w:rPr>
-                <w:i w:val="0"/>
-                <w:iCs/>
-                <w:noProof/>
-                <w:webHidden/>
-              </w:rPr>
               <w:t>16</w:t>
             </w:r>
           </w:hyperlink>
@@ -4159,12 +4083,6 @@
                 <w:webHidden/>
               </w:rPr>
               <w:tab/>
-            </w:r>
-            <w:r>
-              <w:rPr>
-                <w:noProof/>
-                <w:webHidden/>
-              </w:rPr>
               <w:t>17</w:t>
             </w:r>
           </w:hyperlink>
@@ -4202,14 +4120,7 @@
                 <w:rStyle w:val="Hyperlink"/>
                 <w:noProof/>
               </w:rPr>
-              <w:t>1</w:t>
-            </w:r>
-            <w:r>
-              <w:rPr>
-                <w:rStyle w:val="Hyperlink"/>
-                <w:noProof/>
-              </w:rPr>
-              <w:t xml:space="preserve"> </w:t>
+              <w:t xml:space="preserve">1 </w:t>
             </w:r>
             <w:r>
               <w:rPr>
@@ -4224,12 +4135,6 @@
                 <w:webHidden/>
               </w:rPr>
               <w:tab/>
-            </w:r>
-            <w:r>
-              <w:rPr>
-                <w:noProof/>
-                <w:webHidden/>
-              </w:rPr>
               <w:t>17</w:t>
             </w:r>
           </w:hyperlink>
@@ -4253,14 +4158,7 @@
                 <w:rStyle w:val="Hyperlink"/>
                 <w:noProof/>
               </w:rPr>
-              <w:t>3</w:t>
-            </w:r>
-            <w:r>
-              <w:rPr>
-                <w:rStyle w:val="Hyperlink"/>
-                <w:noProof/>
-              </w:rPr>
-              <w:t>.2</w:t>
+              <w:t>3.2</w:t>
             </w:r>
             <w:r>
               <w:rPr>
@@ -4282,12 +4180,6 @@
                 <w:webHidden/>
               </w:rPr>
               <w:tab/>
-            </w:r>
-            <w:r>
-              <w:rPr>
-                <w:noProof/>
-                <w:webHidden/>
-              </w:rPr>
               <w:t>18</w:t>
             </w:r>
           </w:hyperlink>
@@ -4961,12 +4853,6 @@
               <w:webHidden/>
             </w:rPr>
             <w:tab/>
-          </w:r>
-          <w:r>
-            <w:rPr>
-              <w:noProof/>
-              <w:webHidden/>
-            </w:rPr>
             <w:t>36</w:t>
           </w:r>
         </w:p>
@@ -6368,31 +6254,7 @@
           <w:b/>
           <w:bCs/>
         </w:rPr>
-        <w:t>2.</w:t>
-      </w:r>
-      <w:r>
-        <w:rPr>
-          <w:rFonts w:eastAsia="Calibri"/>
-          <w:b/>
-          <w:bCs/>
-        </w:rPr>
-        <w:t>6</w:t>
-      </w:r>
-      <w:r>
-        <w:rPr>
-          <w:rFonts w:eastAsia="Calibri"/>
-          <w:b/>
-          <w:bCs/>
-        </w:rPr>
-        <w:t xml:space="preserve"> </w:t>
-      </w:r>
-      <w:r>
-        <w:rPr>
-          <w:rFonts w:eastAsia="Calibri"/>
-          <w:b/>
-          <w:bCs/>
-        </w:rPr>
-        <w:t xml:space="preserve">Ibis </w:t>
+        <w:t xml:space="preserve">2.6 Ibis </w:t>
       </w:r>
       <w:proofErr w:type="spellStart"/>
       <w:r>
@@ -6490,19 +6352,7 @@
         <w:rPr>
           <w:rFonts w:eastAsia="Calibri"/>
         </w:rPr>
-        <w:t xml:space="preserve">, </w:t>
-      </w:r>
-      <w:r>
-        <w:rPr>
-          <w:rFonts w:eastAsia="Calibri"/>
-        </w:rPr>
-        <w:t>materiais</w:t>
-      </w:r>
-      <w:r>
-        <w:rPr>
-          <w:rFonts w:eastAsia="Calibri"/>
-        </w:rPr>
-        <w:t>, filtros, fontes e funções. É possível importar funções e pincéis de fora do aplicativo e criar as suas próprias. A ferramenta é gratuita, mas também contém sua versão premium, sem anúncios, por isso sua popularidade.</w:t>
+        <w:t>, materiais, filtros, fontes e funções. É possível importar funções e pincéis de fora do aplicativo e criar as suas próprias. A ferramenta é gratuita, mas também contém sua versão premium, sem anúncios, por isso sua popularidade.</w:t>
       </w:r>
     </w:p>
     <w:p>
@@ -6722,21 +6572,7 @@
           <w:b/>
           <w:sz w:val="20"/>
         </w:rPr>
-        <w:t xml:space="preserve">Tabela </w:t>
-      </w:r>
-      <w:r>
-        <w:rPr>
-          <w:b/>
-          <w:sz w:val="20"/>
-        </w:rPr>
-        <w:t xml:space="preserve">1 – </w:t>
-      </w:r>
-      <w:r>
-        <w:rPr>
-          <w:b/>
-          <w:sz w:val="20"/>
-        </w:rPr>
-        <w:t>Requisitos Funcionais</w:t>
+        <w:t>Tabela 1 – Requisitos Funcionais</w:t>
       </w:r>
       <w:r>
         <w:rPr>
@@ -6839,14 +6675,7 @@
           <w:b/>
           <w:bCs/>
         </w:rPr>
-        <w:t>.</w:t>
-      </w:r>
-      <w:r>
-        <w:rPr>
-          <w:b/>
-          <w:bCs/>
-        </w:rPr>
-        <w:t>2</w:t>
+        <w:t>.2</w:t>
       </w:r>
       <w:r>
         <w:rPr>
@@ -6946,21 +6775,7 @@
           <w:b/>
           <w:sz w:val="20"/>
         </w:rPr>
-        <w:t xml:space="preserve"> – Requisitos </w:t>
-      </w:r>
-      <w:r>
-        <w:rPr>
-          <w:b/>
-          <w:sz w:val="20"/>
-        </w:rPr>
-        <w:t xml:space="preserve">Não </w:t>
-      </w:r>
-      <w:r>
-        <w:rPr>
-          <w:b/>
-          <w:sz w:val="20"/>
-        </w:rPr>
-        <w:t>Funcionais.</w:t>
+        <w:t xml:space="preserve"> – Requisitos Não Funcionais.</w:t>
       </w:r>
     </w:p>
     <w:p>
@@ -8199,35 +8014,7 @@
           <w:sz w:val="20"/>
         </w:rPr>
         <w:lastRenderedPageBreak/>
-        <w:t xml:space="preserve">Imagem </w:t>
-      </w:r>
-      <w:r>
-        <w:rPr>
-          <w:b/>
-          <w:sz w:val="20"/>
-        </w:rPr>
-        <w:t>8</w:t>
-      </w:r>
-      <w:r>
-        <w:rPr>
-          <w:b/>
-          <w:sz w:val="20"/>
-        </w:rPr>
-        <w:t xml:space="preserve"> – </w:t>
-      </w:r>
-      <w:r>
-        <w:rPr>
-          <w:b/>
-          <w:sz w:val="20"/>
-        </w:rPr>
-        <w:t>Menu Nuance</w:t>
-      </w:r>
-      <w:r>
-        <w:rPr>
-          <w:b/>
-          <w:sz w:val="20"/>
-        </w:rPr>
-        <w:t>.</w:t>
+        <w:t>Imagem 8 – Menu Nuance.</w:t>
       </w:r>
     </w:p>
     <w:p>
@@ -8241,7 +8028,7 @@
           <w:noProof/>
         </w:rPr>
         <w:drawing>
-          <wp:inline distT="0" distB="0" distL="0" distR="0" wp14:anchorId="61BCA6AE" wp14:editId="79E6425A">
+          <wp:inline distT="0" distB="0" distL="0" distR="0" wp14:anchorId="61BCA6AE" wp14:editId="0CA0BB43">
             <wp:extent cx="4071068" cy="2626032"/>
             <wp:effectExtent l="0" t="0" r="5715" b="3175"/>
             <wp:docPr id="906907235" name="Imagem 8"/>
@@ -8370,35 +8157,7 @@
           <w:b/>
           <w:sz w:val="20"/>
         </w:rPr>
-        <w:t xml:space="preserve">Imagem </w:t>
-      </w:r>
-      <w:r>
-        <w:rPr>
-          <w:b/>
-          <w:sz w:val="20"/>
-        </w:rPr>
-        <w:t>9</w:t>
-      </w:r>
-      <w:r>
-        <w:rPr>
-          <w:b/>
-          <w:sz w:val="20"/>
-        </w:rPr>
-        <w:t xml:space="preserve"> – </w:t>
-      </w:r>
-      <w:r>
-        <w:rPr>
-          <w:b/>
-          <w:sz w:val="20"/>
-        </w:rPr>
-        <w:t>Configuração</w:t>
-      </w:r>
-      <w:r>
-        <w:rPr>
-          <w:b/>
-          <w:sz w:val="20"/>
-        </w:rPr>
-        <w:t xml:space="preserve"> Nuance.</w:t>
+        <w:t>Imagem 9 – Configuração Nuance.</w:t>
       </w:r>
     </w:p>
     <w:p>
@@ -8414,7 +8173,7 @@
           <w:sz w:val="20"/>
         </w:rPr>
         <w:drawing>
-          <wp:inline distT="0" distB="0" distL="0" distR="0" wp14:anchorId="1314C4AD" wp14:editId="7B9BB939">
+          <wp:inline distT="0" distB="0" distL="0" distR="0" wp14:anchorId="1314C4AD" wp14:editId="110BCC13">
             <wp:extent cx="4253948" cy="2761360"/>
             <wp:effectExtent l="0" t="0" r="0" b="1270"/>
             <wp:docPr id="229671698" name="Imagem 12"/>
@@ -8525,35 +8284,7 @@
           <w:b/>
           <w:sz w:val="20"/>
         </w:rPr>
-        <w:t xml:space="preserve">Imagem </w:t>
-      </w:r>
-      <w:r>
-        <w:rPr>
-          <w:b/>
-          <w:sz w:val="20"/>
-        </w:rPr>
-        <w:t>10</w:t>
-      </w:r>
-      <w:r>
-        <w:rPr>
-          <w:b/>
-          <w:sz w:val="20"/>
-        </w:rPr>
-        <w:t xml:space="preserve"> – </w:t>
-      </w:r>
-      <w:r>
-        <w:rPr>
-          <w:b/>
-          <w:sz w:val="20"/>
-        </w:rPr>
-        <w:t>Carregamento</w:t>
-      </w:r>
-      <w:r>
-        <w:rPr>
-          <w:b/>
-          <w:sz w:val="20"/>
-        </w:rPr>
-        <w:t xml:space="preserve"> Nuance.</w:t>
+        <w:t>Imagem 10 – Carregamento Nuance.</w:t>
       </w:r>
     </w:p>
     <w:p>
@@ -8569,7 +8300,7 @@
           <w:sz w:val="20"/>
         </w:rPr>
         <w:drawing>
-          <wp:inline distT="0" distB="0" distL="0" distR="0" wp14:anchorId="22BD2CA9" wp14:editId="03F52AEC">
+          <wp:inline distT="0" distB="0" distL="0" distR="0" wp14:anchorId="22BD2CA9" wp14:editId="7DF09186">
             <wp:extent cx="3824577" cy="2477580"/>
             <wp:effectExtent l="0" t="0" r="5080" b="0"/>
             <wp:docPr id="785302903" name="Imagem 11"/>
@@ -8672,35 +8403,7 @@
           <w:b/>
           <w:sz w:val="20"/>
         </w:rPr>
-        <w:t>Imagem 1</w:t>
-      </w:r>
-      <w:r>
-        <w:rPr>
-          <w:b/>
-          <w:sz w:val="20"/>
-        </w:rPr>
-        <w:t>1</w:t>
-      </w:r>
-      <w:r>
-        <w:rPr>
-          <w:b/>
-          <w:sz w:val="20"/>
-        </w:rPr>
-        <w:t xml:space="preserve"> – </w:t>
-      </w:r>
-      <w:r>
-        <w:rPr>
-          <w:b/>
-          <w:sz w:val="20"/>
-        </w:rPr>
-        <w:t>Introdução</w:t>
-      </w:r>
-      <w:r>
-        <w:rPr>
-          <w:b/>
-          <w:sz w:val="20"/>
-        </w:rPr>
-        <w:t xml:space="preserve"> Nuance.</w:t>
+        <w:t>Imagem 11 – Introdução Nuance.</w:t>
       </w:r>
     </w:p>
     <w:p>
@@ -8714,7 +8417,7 @@
           <w:noProof/>
         </w:rPr>
         <w:drawing>
-          <wp:inline distT="0" distB="0" distL="0" distR="0" wp14:anchorId="0404F9E3" wp14:editId="3DD73410">
+          <wp:inline distT="0" distB="0" distL="0" distR="0" wp14:anchorId="0404F9E3" wp14:editId="62555025">
             <wp:extent cx="3630881" cy="2345635"/>
             <wp:effectExtent l="0" t="0" r="8255" b="0"/>
             <wp:docPr id="128978353" name="Imagem 13"/>
@@ -8840,35 +8543,7 @@
           <w:b/>
           <w:sz w:val="20"/>
         </w:rPr>
-        <w:t>Imagem 1</w:t>
-      </w:r>
-      <w:r>
-        <w:rPr>
-          <w:b/>
-          <w:sz w:val="20"/>
-        </w:rPr>
-        <w:t>2</w:t>
-      </w:r>
-      <w:r>
-        <w:rPr>
-          <w:b/>
-          <w:sz w:val="20"/>
-        </w:rPr>
-        <w:t xml:space="preserve"> – </w:t>
-      </w:r>
-      <w:r>
-        <w:rPr>
-          <w:b/>
-          <w:sz w:val="20"/>
-        </w:rPr>
-        <w:t>Escolha de Nome</w:t>
-      </w:r>
-      <w:r>
-        <w:rPr>
-          <w:b/>
-          <w:sz w:val="20"/>
-        </w:rPr>
-        <w:t xml:space="preserve"> Nuance.</w:t>
+        <w:t>Imagem 12 – Escolha de Nome Nuance.</w:t>
       </w:r>
     </w:p>
     <w:p>
@@ -8882,7 +8557,7 @@
           <w:noProof/>
         </w:rPr>
         <w:drawing>
-          <wp:inline distT="0" distB="0" distL="0" distR="0" wp14:anchorId="44A131C1" wp14:editId="0E646DDB">
+          <wp:inline distT="0" distB="0" distL="0" distR="0" wp14:anchorId="44A131C1" wp14:editId="4CA7F455">
             <wp:extent cx="4258976" cy="2735497"/>
             <wp:effectExtent l="0" t="0" r="8255" b="8255"/>
             <wp:docPr id="1915356338" name="Imagem 14"/>
@@ -8986,21 +8661,7 @@
           <w:b/>
           <w:sz w:val="20"/>
         </w:rPr>
-        <w:t>Imagem 1</w:t>
-      </w:r>
-      <w:r>
-        <w:rPr>
-          <w:b/>
-          <w:sz w:val="20"/>
-        </w:rPr>
-        <w:t>3</w:t>
-      </w:r>
-      <w:r>
-        <w:rPr>
-          <w:b/>
-          <w:sz w:val="20"/>
-        </w:rPr>
-        <w:t xml:space="preserve"> – </w:t>
+        <w:t xml:space="preserve">Imagem 13 – </w:t>
       </w:r>
       <w:proofErr w:type="spellStart"/>
       <w:r>
@@ -9129,21 +8790,7 @@
           <w:b/>
           <w:sz w:val="20"/>
         </w:rPr>
-        <w:t>Imagem 1</w:t>
-      </w:r>
-      <w:r>
-        <w:rPr>
-          <w:b/>
-          <w:sz w:val="20"/>
-        </w:rPr>
-        <w:t>4</w:t>
-      </w:r>
-      <w:r>
-        <w:rPr>
-          <w:b/>
-          <w:sz w:val="20"/>
-        </w:rPr>
-        <w:t xml:space="preserve"> – </w:t>
+        <w:t xml:space="preserve">Imagem 14 – </w:t>
       </w:r>
       <w:r>
         <w:rPr>
@@ -10367,17 +10014,55 @@
         <w:ind w:left="15" w:right="0" w:firstLine="0"/>
       </w:pPr>
       <w:r>
-        <w:t>PAIVA, Francisco</w:t>
-      </w:r>
-      <w:r>
+        <w:t xml:space="preserve">PAIVA, Francisco. </w:t>
+      </w:r>
+      <w:r>
+        <w:rPr>
+          <w:b/>
+          <w:bCs/>
+        </w:rPr>
+        <w:t xml:space="preserve">O significado dos animais na experiência de pessoas autistas. </w:t>
+      </w:r>
+      <w:proofErr w:type="spellStart"/>
+      <w:r>
+        <w:rPr>
+          <w:b/>
+          <w:bCs/>
+        </w:rPr>
+        <w:t>Tismoo</w:t>
+      </w:r>
+      <w:proofErr w:type="spellEnd"/>
+      <w:r>
+        <w:rPr>
+          <w:b/>
+          <w:bCs/>
+        </w:rPr>
         <w:t xml:space="preserve">. </w:t>
       </w:r>
       <w:r>
+        <w:t>29 ago. 2023. Disponível em: https://www.tismoo.com.br. Acesso em: 09 set. 2025.</w:t>
+      </w:r>
+    </w:p>
+    <w:p>
+      <w:pPr>
+        <w:spacing w:after="0" w:line="360" w:lineRule="auto"/>
+        <w:ind w:left="15" w:right="0" w:firstLine="0"/>
+      </w:pPr>
+    </w:p>
+    <w:p>
+      <w:pPr>
+        <w:spacing w:after="0" w:line="360" w:lineRule="auto"/>
+        <w:ind w:left="15" w:right="0" w:firstLine="0"/>
+      </w:pPr>
+      <w:r>
+        <w:t xml:space="preserve">RISSATO, Heloise. </w:t>
+      </w:r>
+      <w:r>
         <w:rPr>
           <w:b/>
           <w:bCs/>
         </w:rPr>
-        <w:t xml:space="preserve">O significado dos animais na experiência de pessoas autistas. </w:t>
+        <w:t xml:space="preserve">Amizade no autismo: é mais difícil para pessoas autistas fazerem amigos? Genial </w:t>
       </w:r>
       <w:proofErr w:type="spellStart"/>
       <w:r>
@@ -10385,7 +10070,7 @@
           <w:b/>
           <w:bCs/>
         </w:rPr>
-        <w:t>Tismoo</w:t>
+        <w:t>Care</w:t>
       </w:r>
       <w:proofErr w:type="spellEnd"/>
       <w:r>
@@ -10396,94 +10081,53 @@
         <w:t xml:space="preserve">. </w:t>
       </w:r>
       <w:r>
-        <w:t>29 ago. 2023. Disponível em: https://www.tismoo.com.br. Acesso em: 09 set. 2025.</w:t>
-      </w:r>
-    </w:p>
-    <w:p>
-      <w:pPr>
-        <w:spacing w:after="0" w:line="360" w:lineRule="auto"/>
-        <w:ind w:left="15" w:right="0" w:firstLine="0"/>
-      </w:pPr>
-    </w:p>
-    <w:p>
-      <w:pPr>
-        <w:spacing w:after="0" w:line="360" w:lineRule="auto"/>
-        <w:ind w:left="15" w:right="0" w:firstLine="0"/>
-      </w:pPr>
-      <w:r>
-        <w:t xml:space="preserve">RISSATO, Heloise. </w:t>
+        <w:t>24 jul. 2024. Disponível em: https://genialcare.com.br. Acesso em: 09 set. 2025.</w:t>
+      </w:r>
+    </w:p>
+    <w:p>
+      <w:pPr>
+        <w:spacing w:after="0" w:line="360" w:lineRule="auto"/>
+        <w:ind w:left="15" w:right="0" w:firstLine="0"/>
+      </w:pPr>
+    </w:p>
+    <w:p>
+      <w:pPr>
+        <w:spacing w:after="0" w:line="360" w:lineRule="auto"/>
+        <w:ind w:left="15" w:right="0" w:firstLine="0"/>
+      </w:pPr>
+      <w:r>
+        <w:t xml:space="preserve">Pandorga Formação Autismo. </w:t>
       </w:r>
       <w:r>
         <w:rPr>
           <w:b/>
           <w:bCs/>
         </w:rPr>
-        <w:t xml:space="preserve">Amizade no autismo: é mais difícil para pessoas autistas fazerem amigos? Genial </w:t>
-      </w:r>
-      <w:proofErr w:type="spellStart"/>
+        <w:t xml:space="preserve">Por que a interação social é tão difícil para as pessoas autistas? </w:t>
+      </w:r>
+      <w:r>
+        <w:t>1 nov. 2024. Disponível em: https://www.pandorgaformacaoautismo.org. Acesso em: 09 set. 2025.</w:t>
+      </w:r>
+    </w:p>
+    <w:p>
+      <w:pPr>
+        <w:spacing w:after="0" w:line="360" w:lineRule="auto"/>
+        <w:ind w:left="15" w:right="0" w:firstLine="0"/>
+      </w:pPr>
+    </w:p>
+    <w:p>
+      <w:pPr>
+        <w:spacing w:after="0" w:line="360" w:lineRule="auto"/>
+        <w:ind w:left="15" w:right="0" w:firstLine="0"/>
+      </w:pPr>
+      <w:r>
+        <w:t xml:space="preserve">DA COSTA, Kelvin. </w:t>
+      </w:r>
       <w:r>
         <w:rPr>
           <w:b/>
           <w:bCs/>
         </w:rPr>
-        <w:t>Care</w:t>
-      </w:r>
-      <w:proofErr w:type="spellEnd"/>
-      <w:r>
-        <w:rPr>
-          <w:b/>
-          <w:bCs/>
-        </w:rPr>
-        <w:t xml:space="preserve">. </w:t>
-      </w:r>
-      <w:r>
-        <w:t>24 jul. 2024. Disponível em: https://genialcare.com.br. Acesso em: 09 set. 2025.</w:t>
-      </w:r>
-    </w:p>
-    <w:p>
-      <w:pPr>
-        <w:spacing w:after="0" w:line="360" w:lineRule="auto"/>
-        <w:ind w:left="15" w:right="0" w:firstLine="0"/>
-      </w:pPr>
-    </w:p>
-    <w:p>
-      <w:pPr>
-        <w:spacing w:after="0" w:line="360" w:lineRule="auto"/>
-        <w:ind w:left="15" w:right="0" w:firstLine="0"/>
-      </w:pPr>
-      <w:r>
-        <w:t xml:space="preserve">Pandorga Formação Autismo. </w:t>
-      </w:r>
-      <w:r>
-        <w:rPr>
-          <w:b/>
-          <w:bCs/>
-        </w:rPr>
-        <w:t xml:space="preserve">Por que a interação social é tão difícil para as pessoas autistas? </w:t>
-      </w:r>
-      <w:r>
-        <w:t>1 nov. 2024. Disponível em: https://www.pandorgaformacaoautismo.org. Acesso em: 09 set. 2025.</w:t>
-      </w:r>
-    </w:p>
-    <w:p>
-      <w:pPr>
-        <w:spacing w:after="0" w:line="360" w:lineRule="auto"/>
-        <w:ind w:left="15" w:right="0" w:firstLine="0"/>
-      </w:pPr>
-    </w:p>
-    <w:p>
-      <w:pPr>
-        <w:spacing w:after="0" w:line="360" w:lineRule="auto"/>
-        <w:ind w:left="15" w:right="0" w:firstLine="0"/>
-      </w:pPr>
-      <w:r>
-        <w:t xml:space="preserve">DA COSTA, Kelvin. </w:t>
-      </w:r>
-      <w:r>
-        <w:rPr>
-          <w:b/>
-          <w:bCs/>
-        </w:rPr>
         <w:t xml:space="preserve">O que é visual novel? Conheça o gênero de jogo para quem ama boas histórias. Olhar Digital. </w:t>
       </w:r>
       <w:r>
@@ -10502,6 +10146,9 @@
         <w:ind w:left="15" w:right="0" w:firstLine="0"/>
       </w:pPr>
       <w:r>
+        <w:rPr>
+          <w:noProof/>
+        </w:rPr>
         <w:drawing>
           <wp:inline distT="0" distB="0" distL="0" distR="0" wp14:anchorId="207AA153" wp14:editId="2AC83E83">
             <wp:extent cx="5397500" cy="869950"/>
@@ -11136,6 +10783,258 @@
       <w:pPr>
         <w:spacing w:after="0" w:line="360" w:lineRule="auto"/>
         <w:ind w:left="15" w:right="0" w:firstLine="0"/>
+        <w:rPr>
+          <w:lang w:val="en-US"/>
+        </w:rPr>
+      </w:pPr>
+      <w:r>
+        <w:rPr>
+          <w:lang w:val="en-US"/>
+        </w:rPr>
+        <w:t>image bg sala = im.Scale("images/sala.png", 1920, 1080)</w:t>
+      </w:r>
+    </w:p>
+    <w:p>
+      <w:pPr>
+        <w:spacing w:after="0" w:line="360" w:lineRule="auto"/>
+        <w:ind w:left="15" w:right="0" w:firstLine="0"/>
+        <w:rPr>
+          <w:lang w:val="en-US"/>
+        </w:rPr>
+      </w:pPr>
+      <w:r>
+        <w:rPr>
+          <w:lang w:val="en-US"/>
+        </w:rPr>
+        <w:t>image bg kitchen = im.Scale("images/cozinha.png", 1920, 1080)</w:t>
+      </w:r>
+    </w:p>
+    <w:p>
+      <w:pPr>
+        <w:spacing w:after="0" w:line="360" w:lineRule="auto"/>
+        <w:ind w:left="15" w:right="0" w:firstLine="0"/>
+        <w:rPr>
+          <w:lang w:val="en-US"/>
+        </w:rPr>
+      </w:pPr>
+      <w:r>
+        <w:rPr>
+          <w:lang w:val="en-US"/>
+        </w:rPr>
+        <w:t xml:space="preserve">image bg school_hall = </w:t>
+      </w:r>
+      <w:proofErr w:type="gramStart"/>
+      <w:r>
+        <w:rPr>
+          <w:lang w:val="en-US"/>
+        </w:rPr>
+        <w:t>im.Scale</w:t>
+      </w:r>
+      <w:proofErr w:type="gramEnd"/>
+      <w:r>
+        <w:rPr>
+          <w:lang w:val="en-US"/>
+        </w:rPr>
+        <w:t>("images/corredor_escola.png", 1920, 1080)</w:t>
+      </w:r>
+    </w:p>
+    <w:p>
+      <w:pPr>
+        <w:spacing w:after="0" w:line="360" w:lineRule="auto"/>
+        <w:ind w:left="15" w:right="0" w:firstLine="0"/>
+        <w:rPr>
+          <w:lang w:val="en-US"/>
+        </w:rPr>
+      </w:pPr>
+      <w:r>
+        <w:rPr>
+          <w:lang w:val="en-US"/>
+        </w:rPr>
+        <w:t>image bg classroom = im.Scale("images/sala_aula.png", 1920, 1080)</w:t>
+      </w:r>
+    </w:p>
+    <w:p>
+      <w:pPr>
+        <w:spacing w:after="0" w:line="360" w:lineRule="auto"/>
+        <w:ind w:left="15" w:right="0" w:firstLine="0"/>
+        <w:rPr>
+          <w:lang w:val="en-US"/>
+        </w:rPr>
+      </w:pPr>
+      <w:r>
+        <w:rPr>
+          <w:lang w:val="en-US"/>
+        </w:rPr>
+        <w:t xml:space="preserve">image bg school_yard = </w:t>
+      </w:r>
+      <w:proofErr w:type="gramStart"/>
+      <w:r>
+        <w:rPr>
+          <w:lang w:val="en-US"/>
+        </w:rPr>
+        <w:t>im.Scale</w:t>
+      </w:r>
+      <w:proofErr w:type="gramEnd"/>
+      <w:r>
+        <w:rPr>
+          <w:lang w:val="en-US"/>
+        </w:rPr>
+        <w:t>("images/patio_escola.png", 1920, 1080)</w:t>
+      </w:r>
+    </w:p>
+    <w:p>
+      <w:pPr>
+        <w:spacing w:after="0" w:line="360" w:lineRule="auto"/>
+        <w:ind w:left="15" w:right="0" w:firstLine="0"/>
+        <w:rPr>
+          <w:lang w:val="en-US"/>
+        </w:rPr>
+      </w:pPr>
+      <w:r>
+        <w:rPr>
+          <w:lang w:val="en-US"/>
+        </w:rPr>
+        <w:t>image bg animal_shelter = im.Scale("images/abrigo_animais.png", 1920, 1080)</w:t>
+      </w:r>
+    </w:p>
+    <w:p>
+      <w:pPr>
+        <w:spacing w:after="0" w:line="360" w:lineRule="auto"/>
+        <w:ind w:left="15" w:right="0" w:firstLine="0"/>
+        <w:rPr>
+          <w:lang w:val="en-US"/>
+        </w:rPr>
+      </w:pPr>
+      <w:r>
+        <w:rPr>
+          <w:lang w:val="en-US"/>
+        </w:rPr>
+        <w:t xml:space="preserve">image bg car_interior = </w:t>
+      </w:r>
+      <w:proofErr w:type="gramStart"/>
+      <w:r>
+        <w:rPr>
+          <w:lang w:val="en-US"/>
+        </w:rPr>
+        <w:t>im.Scale</w:t>
+      </w:r>
+      <w:proofErr w:type="gramEnd"/>
+      <w:r>
+        <w:rPr>
+          <w:lang w:val="en-US"/>
+        </w:rPr>
+        <w:t>("images/carro.png", 1920, 1080)</w:t>
+      </w:r>
+    </w:p>
+    <w:p>
+      <w:pPr>
+        <w:spacing w:after="0" w:line="360" w:lineRule="auto"/>
+        <w:ind w:left="15" w:right="0" w:firstLine="0"/>
+        <w:rPr>
+          <w:lang w:val="en-US"/>
+        </w:rPr>
+      </w:pPr>
+      <w:r>
+        <w:rPr>
+          <w:lang w:val="en-US"/>
+        </w:rPr>
+        <w:t xml:space="preserve">image bg sidewalk = </w:t>
+      </w:r>
+      <w:proofErr w:type="gramStart"/>
+      <w:r>
+        <w:rPr>
+          <w:lang w:val="en-US"/>
+        </w:rPr>
+        <w:t>im.Scale</w:t>
+      </w:r>
+      <w:proofErr w:type="gramEnd"/>
+      <w:r>
+        <w:rPr>
+          <w:lang w:val="en-US"/>
+        </w:rPr>
+        <w:t>("images/calçada.png", 1920, 1080)</w:t>
+      </w:r>
+    </w:p>
+    <w:p>
+      <w:pPr>
+        <w:spacing w:after="0" w:line="360" w:lineRule="auto"/>
+        <w:ind w:left="15" w:right="0" w:firstLine="0"/>
+        <w:rPr>
+          <w:lang w:val="en-US"/>
+        </w:rPr>
+      </w:pPr>
+      <w:r>
+        <w:rPr>
+          <w:lang w:val="en-US"/>
+        </w:rPr>
+        <w:t xml:space="preserve">image bg school_gate = </w:t>
+      </w:r>
+      <w:proofErr w:type="gramStart"/>
+      <w:r>
+        <w:rPr>
+          <w:lang w:val="en-US"/>
+        </w:rPr>
+        <w:t>im.Scale</w:t>
+      </w:r>
+      <w:proofErr w:type="gramEnd"/>
+      <w:r>
+        <w:rPr>
+          <w:lang w:val="en-US"/>
+        </w:rPr>
+        <w:t>("images/portao_escola.png", 1920, 1080)</w:t>
+      </w:r>
+    </w:p>
+    <w:p>
+      <w:pPr>
+        <w:spacing w:after="0" w:line="360" w:lineRule="auto"/>
+        <w:ind w:left="15" w:right="0" w:firstLine="0"/>
+        <w:rPr>
+          <w:lang w:val="en-US"/>
+        </w:rPr>
+      </w:pPr>
+      <w:r>
+        <w:rPr>
+          <w:lang w:val="en-US"/>
+        </w:rPr>
+        <w:t xml:space="preserve">image bg school_hallway = </w:t>
+      </w:r>
+      <w:proofErr w:type="gramStart"/>
+      <w:r>
+        <w:rPr>
+          <w:lang w:val="en-US"/>
+        </w:rPr>
+        <w:t>im.Scale</w:t>
+      </w:r>
+      <w:proofErr w:type="gramEnd"/>
+      <w:r>
+        <w:rPr>
+          <w:lang w:val="en-US"/>
+        </w:rPr>
+        <w:t>("images/corredor_final.png", 1920, 1080)</w:t>
+      </w:r>
+    </w:p>
+    <w:p>
+      <w:pPr>
+        <w:spacing w:after="0" w:line="360" w:lineRule="auto"/>
+        <w:ind w:left="15" w:right="0" w:firstLine="0"/>
+        <w:rPr>
+          <w:lang w:val="en-US"/>
+        </w:rPr>
+      </w:pPr>
+    </w:p>
+    <w:p>
+      <w:pPr>
+        <w:spacing w:after="0" w:line="360" w:lineRule="auto"/>
+        <w:ind w:left="15" w:right="0" w:firstLine="0"/>
+      </w:pPr>
+      <w:r>
+        <w:t># Personagens (altura ~600px, mantendo proporção)</w:t>
+      </w:r>
+    </w:p>
+    <w:p>
+      <w:pPr>
+        <w:spacing w:after="0" w:line="360" w:lineRule="auto"/>
+        <w:ind w:left="15" w:right="0" w:firstLine="0"/>
       </w:pPr>
       <w:proofErr w:type="spellStart"/>
       <w:r>
@@ -11143,15 +11042,7 @@
       </w:r>
       <w:proofErr w:type="spellEnd"/>
       <w:r>
-        <w:t xml:space="preserve"> </w:t>
-      </w:r>
-      <w:proofErr w:type="spellStart"/>
-      <w:r>
-        <w:t>bg</w:t>
-      </w:r>
-      <w:proofErr w:type="spellEnd"/>
-      <w:r>
-        <w:t xml:space="preserve"> sala = </w:t>
+        <w:t xml:space="preserve"> alicia neutro = </w:t>
       </w:r>
       <w:proofErr w:type="spellStart"/>
       <w:proofErr w:type="gramStart"/>
@@ -11169,7 +11060,7 @@
       </w:r>
       <w:proofErr w:type="spellEnd"/>
       <w:r>
-        <w:t>/sala.png", 1920, 1080)</w:t>
+        <w:t>/alicia.png", 400, 600)</w:t>
       </w:r>
     </w:p>
     <w:p>
@@ -11187,19 +11078,11 @@
       </w:r>
       <w:proofErr w:type="spellStart"/>
       <w:r>
-        <w:t>bg</w:t>
-      </w:r>
-      <w:proofErr w:type="spellEnd"/>
-      <w:r>
-        <w:t xml:space="preserve"> </w:t>
-      </w:r>
-      <w:proofErr w:type="spellStart"/>
-      <w:r>
-        <w:t>kitchen</w:t>
-      </w:r>
-      <w:proofErr w:type="spellEnd"/>
-      <w:r>
-        <w:t xml:space="preserve"> = </w:t>
+        <w:t>lucas</w:t>
+      </w:r>
+      <w:proofErr w:type="spellEnd"/>
+      <w:r>
+        <w:t xml:space="preserve"> neutro = </w:t>
       </w:r>
       <w:proofErr w:type="spellStart"/>
       <w:proofErr w:type="gramStart"/>
@@ -11217,7 +11100,7 @@
       </w:r>
       <w:proofErr w:type="spellEnd"/>
       <w:r>
-        <w:t>/cozinha.png", 1920, 1080)</w:t>
+        <w:t>/protag.png", 400, 600)</w:t>
       </w:r>
     </w:p>
     <w:p>
@@ -11235,19 +11118,11 @@
       </w:r>
       <w:proofErr w:type="spellStart"/>
       <w:r>
-        <w:t>bg</w:t>
-      </w:r>
-      <w:proofErr w:type="spellEnd"/>
-      <w:r>
-        <w:t xml:space="preserve"> </w:t>
-      </w:r>
-      <w:proofErr w:type="spellStart"/>
-      <w:r>
-        <w:t>school_hall</w:t>
-      </w:r>
-      <w:proofErr w:type="spellEnd"/>
-      <w:r>
-        <w:t xml:space="preserve"> = </w:t>
+        <w:t>lucas</w:t>
+      </w:r>
+      <w:proofErr w:type="spellEnd"/>
+      <w:r>
+        <w:t xml:space="preserve"> feliz = </w:t>
       </w:r>
       <w:proofErr w:type="spellStart"/>
       <w:proofErr w:type="gramStart"/>
@@ -11265,7 +11140,7 @@
       </w:r>
       <w:proofErr w:type="spellEnd"/>
       <w:r>
-        <w:t>/corredor_escola.png", 1920, 1080)</w:t>
+        <w:t>/protag_feliz.png", 400, 600)</w:t>
       </w:r>
     </w:p>
     <w:p>
@@ -11279,23 +11154,7 @@
       </w:r>
       <w:proofErr w:type="spellEnd"/>
       <w:r>
-        <w:t xml:space="preserve"> </w:t>
-      </w:r>
-      <w:proofErr w:type="spellStart"/>
-      <w:r>
-        <w:t>bg</w:t>
-      </w:r>
-      <w:proofErr w:type="spellEnd"/>
-      <w:r>
-        <w:t xml:space="preserve"> </w:t>
-      </w:r>
-      <w:proofErr w:type="spellStart"/>
-      <w:r>
-        <w:t>classroom</w:t>
-      </w:r>
-      <w:proofErr w:type="spellEnd"/>
-      <w:r>
-        <w:t xml:space="preserve"> = </w:t>
+        <w:t xml:space="preserve"> player neutro = </w:t>
       </w:r>
       <w:proofErr w:type="spellStart"/>
       <w:proofErr w:type="gramStart"/>
@@ -11313,7 +11172,7 @@
       </w:r>
       <w:proofErr w:type="spellEnd"/>
       <w:r>
-        <w:t>/sala_aula.png", 1920, 1080)</w:t>
+        <w:t>/lucas_feliz.png", 400, 600)</w:t>
       </w:r>
     </w:p>
     <w:p>
@@ -11331,19 +11190,11 @@
       </w:r>
       <w:proofErr w:type="spellStart"/>
       <w:r>
-        <w:t>bg</w:t>
-      </w:r>
-      <w:proofErr w:type="spellEnd"/>
-      <w:r>
-        <w:t xml:space="preserve"> </w:t>
-      </w:r>
-      <w:proofErr w:type="spellStart"/>
-      <w:r>
-        <w:t>school_yard</w:t>
-      </w:r>
-      <w:proofErr w:type="spellEnd"/>
-      <w:r>
-        <w:t xml:space="preserve"> = </w:t>
+        <w:t>luana</w:t>
+      </w:r>
+      <w:proofErr w:type="spellEnd"/>
+      <w:r>
+        <w:t xml:space="preserve"> neutro = </w:t>
       </w:r>
       <w:proofErr w:type="spellStart"/>
       <w:proofErr w:type="gramStart"/>
@@ -11361,7 +11212,7 @@
       </w:r>
       <w:proofErr w:type="spellEnd"/>
       <w:r>
-        <w:t>/patio_escola.png", 1920, 1080)</w:t>
+        <w:t>/luana.png", 400, 600)</w:t>
       </w:r>
     </w:p>
     <w:p>
@@ -11379,19 +11230,11 @@
       </w:r>
       <w:proofErr w:type="spellStart"/>
       <w:r>
-        <w:t>bg</w:t>
-      </w:r>
-      <w:proofErr w:type="spellEnd"/>
-      <w:r>
-        <w:t xml:space="preserve"> </w:t>
-      </w:r>
-      <w:proofErr w:type="spellStart"/>
-      <w:r>
-        <w:t>animal_shelter</w:t>
-      </w:r>
-      <w:proofErr w:type="spellEnd"/>
-      <w:r>
-        <w:t xml:space="preserve"> = </w:t>
+        <w:t>mae</w:t>
+      </w:r>
+      <w:proofErr w:type="spellEnd"/>
+      <w:r>
+        <w:t xml:space="preserve"> neutro = </w:t>
       </w:r>
       <w:proofErr w:type="spellStart"/>
       <w:proofErr w:type="gramStart"/>
@@ -11409,7 +11252,7 @@
       </w:r>
       <w:proofErr w:type="spellEnd"/>
       <w:r>
-        <w:t>/abrigo_animais.png", 1920, 1080)</w:t>
+        <w:t>/mae.png", 400, 600)</w:t>
       </w:r>
     </w:p>
     <w:p>
@@ -11427,19 +11270,11 @@
       </w:r>
       <w:proofErr w:type="spellStart"/>
       <w:r>
-        <w:t>bg</w:t>
-      </w:r>
-      <w:proofErr w:type="spellEnd"/>
-      <w:r>
-        <w:t xml:space="preserve"> </w:t>
-      </w:r>
-      <w:proofErr w:type="spellStart"/>
-      <w:r>
-        <w:t>car_interior</w:t>
-      </w:r>
-      <w:proofErr w:type="spellEnd"/>
-      <w:r>
-        <w:t xml:space="preserve"> = </w:t>
+        <w:t>matheus</w:t>
+      </w:r>
+      <w:proofErr w:type="spellEnd"/>
+      <w:r>
+        <w:t xml:space="preserve"> neutro = </w:t>
       </w:r>
       <w:proofErr w:type="spellStart"/>
       <w:proofErr w:type="gramStart"/>
@@ -11457,7 +11292,7 @@
       </w:r>
       <w:proofErr w:type="spellEnd"/>
       <w:r>
-        <w:t>/carro.png", 1920, 1080)</w:t>
+        <w:t>/matheus.png", 400, 600)</w:t>
       </w:r>
     </w:p>
     <w:p>
@@ -11475,19 +11310,11 @@
       </w:r>
       <w:proofErr w:type="spellStart"/>
       <w:r>
-        <w:t>bg</w:t>
-      </w:r>
-      <w:proofErr w:type="spellEnd"/>
-      <w:r>
-        <w:t xml:space="preserve"> </w:t>
-      </w:r>
-      <w:proofErr w:type="spellStart"/>
-      <w:r>
-        <w:t>sidewalk</w:t>
-      </w:r>
-      <w:proofErr w:type="spellEnd"/>
-      <w:r>
-        <w:t xml:space="preserve"> = </w:t>
+        <w:t>nicole</w:t>
+      </w:r>
+      <w:proofErr w:type="spellEnd"/>
+      <w:r>
+        <w:t xml:space="preserve"> neutro = </w:t>
       </w:r>
       <w:proofErr w:type="spellStart"/>
       <w:proofErr w:type="gramStart"/>
@@ -11505,7 +11332,7 @@
       </w:r>
       <w:proofErr w:type="spellEnd"/>
       <w:r>
-        <w:t>/calçada.png", 1920, 1080)</w:t>
+        <w:t>/nicole.png", 400, 600)</w:t>
       </w:r>
     </w:p>
     <w:p>
@@ -11523,19 +11350,11 @@
       </w:r>
       <w:proofErr w:type="spellStart"/>
       <w:r>
-        <w:t>bg</w:t>
-      </w:r>
-      <w:proofErr w:type="spellEnd"/>
-      <w:r>
-        <w:t xml:space="preserve"> </w:t>
-      </w:r>
-      <w:proofErr w:type="spellStart"/>
-      <w:r>
-        <w:t>school_gate</w:t>
-      </w:r>
-      <w:proofErr w:type="spellEnd"/>
-      <w:r>
-        <w:t xml:space="preserve"> = </w:t>
+        <w:t>zacarias</w:t>
+      </w:r>
+      <w:proofErr w:type="spellEnd"/>
+      <w:r>
+        <w:t xml:space="preserve"> neutro = </w:t>
       </w:r>
       <w:proofErr w:type="spellStart"/>
       <w:proofErr w:type="gramStart"/>
@@ -11553,7 +11372,7 @@
       </w:r>
       <w:proofErr w:type="spellEnd"/>
       <w:r>
-        <w:t>/portao_escola.png", 1920, 1080)</w:t>
+        <w:t>/zacarias.png", 400, 600)</w:t>
       </w:r>
     </w:p>
     <w:p>
@@ -11571,19 +11390,11 @@
       </w:r>
       <w:proofErr w:type="spellStart"/>
       <w:r>
-        <w:t>bg</w:t>
-      </w:r>
-      <w:proofErr w:type="spellEnd"/>
-      <w:r>
-        <w:t xml:space="preserve"> </w:t>
-      </w:r>
-      <w:proofErr w:type="spellStart"/>
-      <w:r>
-        <w:t>school_hallway</w:t>
-      </w:r>
-      <w:proofErr w:type="spellEnd"/>
-      <w:r>
-        <w:t xml:space="preserve"> = </w:t>
+        <w:t>thaynara</w:t>
+      </w:r>
+      <w:proofErr w:type="spellEnd"/>
+      <w:r>
+        <w:t xml:space="preserve"> neutro = </w:t>
       </w:r>
       <w:proofErr w:type="spellStart"/>
       <w:proofErr w:type="gramStart"/>
@@ -11601,22 +11412,7 @@
       </w:r>
       <w:proofErr w:type="spellEnd"/>
       <w:r>
-        <w:t>/corredor_final.png", 1920, 1080)</w:t>
-      </w:r>
-    </w:p>
-    <w:p>
-      <w:pPr>
-        <w:spacing w:after="0" w:line="360" w:lineRule="auto"/>
-        <w:ind w:left="15" w:right="0" w:firstLine="0"/>
-      </w:pPr>
-    </w:p>
-    <w:p>
-      <w:pPr>
-        <w:spacing w:after="0" w:line="360" w:lineRule="auto"/>
-        <w:ind w:left="15" w:right="0" w:firstLine="0"/>
-      </w:pPr>
-      <w:r>
-        <w:t># Personagens (altura ~600px, mantendo proporção)</w:t>
+        <w:t>/thaynara.png", 400, 600)</w:t>
       </w:r>
     </w:p>
     <w:p>
@@ -11630,7 +11426,7 @@
       </w:r>
       <w:proofErr w:type="spellEnd"/>
       <w:r>
-        <w:t xml:space="preserve"> alicia neutro = </w:t>
+        <w:t xml:space="preserve"> trabalhador neutro = </w:t>
       </w:r>
       <w:proofErr w:type="spellStart"/>
       <w:proofErr w:type="gramStart"/>
@@ -11648,446 +11444,51 @@
       </w:r>
       <w:proofErr w:type="spellEnd"/>
       <w:r>
-        <w:t>/alicia.png", 400, 600)</w:t>
-      </w:r>
-    </w:p>
-    <w:p>
-      <w:pPr>
-        <w:spacing w:after="0" w:line="360" w:lineRule="auto"/>
-        <w:ind w:left="15" w:right="0" w:firstLine="0"/>
-      </w:pPr>
-      <w:proofErr w:type="spellStart"/>
-      <w:r>
-        <w:t>image</w:t>
-      </w:r>
-      <w:proofErr w:type="spellEnd"/>
-      <w:r>
-        <w:t xml:space="preserve"> </w:t>
-      </w:r>
-      <w:proofErr w:type="spellStart"/>
-      <w:r>
-        <w:t>lucas</w:t>
-      </w:r>
-      <w:proofErr w:type="spellEnd"/>
-      <w:r>
-        <w:t xml:space="preserve"> neutro = </w:t>
-      </w:r>
-      <w:proofErr w:type="spellStart"/>
+        <w:t>/trabalhador.png", 400, 600)</w:t>
+      </w:r>
+    </w:p>
+    <w:p>
+      <w:pPr>
+        <w:spacing w:after="0" w:line="360" w:lineRule="auto"/>
+        <w:ind w:left="15" w:right="0" w:firstLine="0"/>
+      </w:pPr>
+    </w:p>
+    <w:p>
+      <w:pPr>
+        <w:spacing w:after="0" w:line="360" w:lineRule="auto"/>
+        <w:ind w:left="15" w:right="0" w:firstLine="0"/>
+      </w:pPr>
+      <w:r>
+        <w:t># Animais (pets)</w:t>
+      </w:r>
+    </w:p>
+    <w:p>
+      <w:pPr>
+        <w:spacing w:after="0" w:line="360" w:lineRule="auto"/>
+        <w:ind w:left="15" w:right="0" w:firstLine="0"/>
+        <w:rPr>
+          <w:lang w:val="en-US"/>
+        </w:rPr>
+      </w:pPr>
+      <w:r>
+        <w:rPr>
+          <w:lang w:val="en-US"/>
+        </w:rPr>
+        <w:t xml:space="preserve">image fred = </w:t>
+      </w:r>
       <w:proofErr w:type="gramStart"/>
       <w:r>
+        <w:rPr>
+          <w:lang w:val="en-US"/>
+        </w:rPr>
         <w:t>im.Scale</w:t>
       </w:r>
-      <w:proofErr w:type="spellEnd"/>
       <w:proofErr w:type="gramEnd"/>
       <w:r>
-        <w:t>("</w:t>
-      </w:r>
-      <w:proofErr w:type="spellStart"/>
-      <w:r>
-        <w:t>images</w:t>
-      </w:r>
-      <w:proofErr w:type="spellEnd"/>
-      <w:r>
-        <w:t>/protag.png", 400, 600)</w:t>
-      </w:r>
-    </w:p>
-    <w:p>
-      <w:pPr>
-        <w:spacing w:after="0" w:line="360" w:lineRule="auto"/>
-        <w:ind w:left="15" w:right="0" w:firstLine="0"/>
-      </w:pPr>
-      <w:proofErr w:type="spellStart"/>
-      <w:r>
-        <w:t>image</w:t>
-      </w:r>
-      <w:proofErr w:type="spellEnd"/>
-      <w:r>
-        <w:t xml:space="preserve"> </w:t>
-      </w:r>
-      <w:proofErr w:type="spellStart"/>
-      <w:r>
-        <w:t>lucas</w:t>
-      </w:r>
-      <w:proofErr w:type="spellEnd"/>
-      <w:r>
-        <w:t xml:space="preserve"> feliz = </w:t>
-      </w:r>
-      <w:proofErr w:type="spellStart"/>
-      <w:proofErr w:type="gramStart"/>
-      <w:r>
-        <w:t>im.Scale</w:t>
-      </w:r>
-      <w:proofErr w:type="spellEnd"/>
-      <w:proofErr w:type="gramEnd"/>
-      <w:r>
-        <w:t>("</w:t>
-      </w:r>
-      <w:proofErr w:type="spellStart"/>
-      <w:r>
-        <w:t>images</w:t>
-      </w:r>
-      <w:proofErr w:type="spellEnd"/>
-      <w:r>
-        <w:t>/protag_feliz.png", 400, 600)</w:t>
-      </w:r>
-    </w:p>
-    <w:p>
-      <w:pPr>
-        <w:spacing w:after="0" w:line="360" w:lineRule="auto"/>
-        <w:ind w:left="15" w:right="0" w:firstLine="0"/>
-      </w:pPr>
-      <w:proofErr w:type="spellStart"/>
-      <w:r>
-        <w:t>image</w:t>
-      </w:r>
-      <w:proofErr w:type="spellEnd"/>
-      <w:r>
-        <w:t xml:space="preserve"> player neutro = </w:t>
-      </w:r>
-      <w:proofErr w:type="spellStart"/>
-      <w:proofErr w:type="gramStart"/>
-      <w:r>
-        <w:t>im.Scale</w:t>
-      </w:r>
-      <w:proofErr w:type="spellEnd"/>
-      <w:proofErr w:type="gramEnd"/>
-      <w:r>
-        <w:t>("</w:t>
-      </w:r>
-      <w:proofErr w:type="spellStart"/>
-      <w:r>
-        <w:t>images</w:t>
-      </w:r>
-      <w:proofErr w:type="spellEnd"/>
-      <w:r>
-        <w:t>/lucas_feliz.png", 400, 600)</w:t>
-      </w:r>
-    </w:p>
-    <w:p>
-      <w:pPr>
-        <w:spacing w:after="0" w:line="360" w:lineRule="auto"/>
-        <w:ind w:left="15" w:right="0" w:firstLine="0"/>
-      </w:pPr>
-      <w:proofErr w:type="spellStart"/>
-      <w:r>
-        <w:t>image</w:t>
-      </w:r>
-      <w:proofErr w:type="spellEnd"/>
-      <w:r>
-        <w:t xml:space="preserve"> </w:t>
-      </w:r>
-      <w:proofErr w:type="spellStart"/>
-      <w:r>
-        <w:t>luana</w:t>
-      </w:r>
-      <w:proofErr w:type="spellEnd"/>
-      <w:r>
-        <w:t xml:space="preserve"> neutro = </w:t>
-      </w:r>
-      <w:proofErr w:type="spellStart"/>
-      <w:proofErr w:type="gramStart"/>
-      <w:r>
-        <w:t>im.Scale</w:t>
-      </w:r>
-      <w:proofErr w:type="spellEnd"/>
-      <w:proofErr w:type="gramEnd"/>
-      <w:r>
-        <w:t>("</w:t>
-      </w:r>
-      <w:proofErr w:type="spellStart"/>
-      <w:r>
-        <w:t>images</w:t>
-      </w:r>
-      <w:proofErr w:type="spellEnd"/>
-      <w:r>
-        <w:t>/luana.png", 400, 600)</w:t>
-      </w:r>
-    </w:p>
-    <w:p>
-      <w:pPr>
-        <w:spacing w:after="0" w:line="360" w:lineRule="auto"/>
-        <w:ind w:left="15" w:right="0" w:firstLine="0"/>
-      </w:pPr>
-      <w:proofErr w:type="spellStart"/>
-      <w:r>
-        <w:t>image</w:t>
-      </w:r>
-      <w:proofErr w:type="spellEnd"/>
-      <w:r>
-        <w:t xml:space="preserve"> </w:t>
-      </w:r>
-      <w:proofErr w:type="spellStart"/>
-      <w:r>
-        <w:t>mae</w:t>
-      </w:r>
-      <w:proofErr w:type="spellEnd"/>
-      <w:r>
-        <w:t xml:space="preserve"> neutro = </w:t>
-      </w:r>
-      <w:proofErr w:type="spellStart"/>
-      <w:proofErr w:type="gramStart"/>
-      <w:r>
-        <w:t>im.Scale</w:t>
-      </w:r>
-      <w:proofErr w:type="spellEnd"/>
-      <w:proofErr w:type="gramEnd"/>
-      <w:r>
-        <w:t>("</w:t>
-      </w:r>
-      <w:proofErr w:type="spellStart"/>
-      <w:r>
-        <w:t>images</w:t>
-      </w:r>
-      <w:proofErr w:type="spellEnd"/>
-      <w:r>
-        <w:t>/mae.png", 400, 600)</w:t>
-      </w:r>
-    </w:p>
-    <w:p>
-      <w:pPr>
-        <w:spacing w:after="0" w:line="360" w:lineRule="auto"/>
-        <w:ind w:left="15" w:right="0" w:firstLine="0"/>
-      </w:pPr>
-      <w:proofErr w:type="spellStart"/>
-      <w:r>
-        <w:t>image</w:t>
-      </w:r>
-      <w:proofErr w:type="spellEnd"/>
-      <w:r>
-        <w:t xml:space="preserve"> </w:t>
-      </w:r>
-      <w:proofErr w:type="spellStart"/>
-      <w:r>
-        <w:t>matheus</w:t>
-      </w:r>
-      <w:proofErr w:type="spellEnd"/>
-      <w:r>
-        <w:t xml:space="preserve"> neutro = </w:t>
-      </w:r>
-      <w:proofErr w:type="spellStart"/>
-      <w:proofErr w:type="gramStart"/>
-      <w:r>
-        <w:t>im.Scale</w:t>
-      </w:r>
-      <w:proofErr w:type="spellEnd"/>
-      <w:proofErr w:type="gramEnd"/>
-      <w:r>
-        <w:t>("</w:t>
-      </w:r>
-      <w:proofErr w:type="spellStart"/>
-      <w:r>
-        <w:t>images</w:t>
-      </w:r>
-      <w:proofErr w:type="spellEnd"/>
-      <w:r>
-        <w:t>/matheus.png", 400, 600)</w:t>
-      </w:r>
-    </w:p>
-    <w:p>
-      <w:pPr>
-        <w:spacing w:after="0" w:line="360" w:lineRule="auto"/>
-        <w:ind w:left="15" w:right="0" w:firstLine="0"/>
-      </w:pPr>
-      <w:proofErr w:type="spellStart"/>
-      <w:r>
-        <w:t>image</w:t>
-      </w:r>
-      <w:proofErr w:type="spellEnd"/>
-      <w:r>
-        <w:t xml:space="preserve"> </w:t>
-      </w:r>
-      <w:proofErr w:type="spellStart"/>
-      <w:r>
-        <w:t>nicole</w:t>
-      </w:r>
-      <w:proofErr w:type="spellEnd"/>
-      <w:r>
-        <w:t xml:space="preserve"> neutro = </w:t>
-      </w:r>
-      <w:proofErr w:type="spellStart"/>
-      <w:proofErr w:type="gramStart"/>
-      <w:r>
-        <w:t>im.Scale</w:t>
-      </w:r>
-      <w:proofErr w:type="spellEnd"/>
-      <w:proofErr w:type="gramEnd"/>
-      <w:r>
-        <w:t>("</w:t>
-      </w:r>
-      <w:proofErr w:type="spellStart"/>
-      <w:r>
-        <w:t>images</w:t>
-      </w:r>
-      <w:proofErr w:type="spellEnd"/>
-      <w:r>
-        <w:t>/nicole.png", 400, 600)</w:t>
-      </w:r>
-    </w:p>
-    <w:p>
-      <w:pPr>
-        <w:spacing w:after="0" w:line="360" w:lineRule="auto"/>
-        <w:ind w:left="15" w:right="0" w:firstLine="0"/>
-      </w:pPr>
-      <w:proofErr w:type="spellStart"/>
-      <w:r>
-        <w:t>image</w:t>
-      </w:r>
-      <w:proofErr w:type="spellEnd"/>
-      <w:r>
-        <w:t xml:space="preserve"> </w:t>
-      </w:r>
-      <w:proofErr w:type="spellStart"/>
-      <w:r>
-        <w:t>zacarias</w:t>
-      </w:r>
-      <w:proofErr w:type="spellEnd"/>
-      <w:r>
-        <w:t xml:space="preserve"> neutro = </w:t>
-      </w:r>
-      <w:proofErr w:type="spellStart"/>
-      <w:proofErr w:type="gramStart"/>
-      <w:r>
-        <w:t>im.Scale</w:t>
-      </w:r>
-      <w:proofErr w:type="spellEnd"/>
-      <w:proofErr w:type="gramEnd"/>
-      <w:r>
-        <w:t>("</w:t>
-      </w:r>
-      <w:proofErr w:type="spellStart"/>
-      <w:r>
-        <w:t>images</w:t>
-      </w:r>
-      <w:proofErr w:type="spellEnd"/>
-      <w:r>
-        <w:t>/zacarias.png", 400, 600)</w:t>
-      </w:r>
-    </w:p>
-    <w:p>
-      <w:pPr>
-        <w:spacing w:after="0" w:line="360" w:lineRule="auto"/>
-        <w:ind w:left="15" w:right="0" w:firstLine="0"/>
-      </w:pPr>
-      <w:proofErr w:type="spellStart"/>
-      <w:r>
-        <w:t>image</w:t>
-      </w:r>
-      <w:proofErr w:type="spellEnd"/>
-      <w:r>
-        <w:t xml:space="preserve"> </w:t>
-      </w:r>
-      <w:proofErr w:type="spellStart"/>
-      <w:r>
-        <w:t>thaynara</w:t>
-      </w:r>
-      <w:proofErr w:type="spellEnd"/>
-      <w:r>
-        <w:t xml:space="preserve"> neutro = </w:t>
-      </w:r>
-      <w:proofErr w:type="spellStart"/>
-      <w:proofErr w:type="gramStart"/>
-      <w:r>
-        <w:t>im.Scale</w:t>
-      </w:r>
-      <w:proofErr w:type="spellEnd"/>
-      <w:proofErr w:type="gramEnd"/>
-      <w:r>
-        <w:t>("</w:t>
-      </w:r>
-      <w:proofErr w:type="spellStart"/>
-      <w:r>
-        <w:t>images</w:t>
-      </w:r>
-      <w:proofErr w:type="spellEnd"/>
-      <w:r>
-        <w:t>/thaynara.png", 400, 600)</w:t>
-      </w:r>
-    </w:p>
-    <w:p>
-      <w:pPr>
-        <w:spacing w:after="0" w:line="360" w:lineRule="auto"/>
-        <w:ind w:left="15" w:right="0" w:firstLine="0"/>
-      </w:pPr>
-      <w:proofErr w:type="spellStart"/>
-      <w:r>
-        <w:t>image</w:t>
-      </w:r>
-      <w:proofErr w:type="spellEnd"/>
-      <w:r>
-        <w:t xml:space="preserve"> trabalhador neutro = </w:t>
-      </w:r>
-      <w:proofErr w:type="spellStart"/>
-      <w:proofErr w:type="gramStart"/>
-      <w:r>
-        <w:t>im.Scale</w:t>
-      </w:r>
-      <w:proofErr w:type="spellEnd"/>
-      <w:proofErr w:type="gramEnd"/>
-      <w:r>
-        <w:t>("</w:t>
-      </w:r>
-      <w:proofErr w:type="spellStart"/>
-      <w:r>
-        <w:t>images</w:t>
-      </w:r>
-      <w:proofErr w:type="spellEnd"/>
-      <w:r>
-        <w:t>/trabalhador.png", 400, 600)</w:t>
-      </w:r>
-    </w:p>
-    <w:p>
-      <w:pPr>
-        <w:spacing w:after="0" w:line="360" w:lineRule="auto"/>
-        <w:ind w:left="15" w:right="0" w:firstLine="0"/>
-      </w:pPr>
-    </w:p>
-    <w:p>
-      <w:pPr>
-        <w:spacing w:after="0" w:line="360" w:lineRule="auto"/>
-        <w:ind w:left="15" w:right="0" w:firstLine="0"/>
-      </w:pPr>
-      <w:r>
-        <w:t># Animais (pets)</w:t>
-      </w:r>
-    </w:p>
-    <w:p>
-      <w:pPr>
-        <w:spacing w:after="0" w:line="360" w:lineRule="auto"/>
-        <w:ind w:left="15" w:right="0" w:firstLine="0"/>
-      </w:pPr>
-      <w:proofErr w:type="spellStart"/>
-      <w:r>
-        <w:t>image</w:t>
-      </w:r>
-      <w:proofErr w:type="spellEnd"/>
-      <w:r>
-        <w:t xml:space="preserve"> </w:t>
-      </w:r>
-      <w:proofErr w:type="spellStart"/>
-      <w:r>
-        <w:t>fred</w:t>
-      </w:r>
-      <w:proofErr w:type="spellEnd"/>
-      <w:r>
-        <w:t xml:space="preserve"> = </w:t>
-      </w:r>
-      <w:proofErr w:type="spellStart"/>
-      <w:proofErr w:type="gramStart"/>
-      <w:r>
-        <w:t>im.Scale</w:t>
-      </w:r>
-      <w:proofErr w:type="spellEnd"/>
-      <w:proofErr w:type="gramEnd"/>
-      <w:r>
-        <w:t>("</w:t>
-      </w:r>
-      <w:proofErr w:type="spellStart"/>
-      <w:r>
-        <w:t>images</w:t>
-      </w:r>
-      <w:proofErr w:type="spellEnd"/>
-      <w:r>
-        <w:t>/gato.png", 300, 300)</w:t>
+        <w:rPr>
+          <w:lang w:val="en-US"/>
+        </w:rPr>
+        <w:t>("images/gato.png", 300, 300)</w:t>
       </w:r>
     </w:p>
     <w:p>
@@ -20265,6 +19666,7 @@
   <w:style w:type="character" w:default="1" w:styleId="Fontepargpadro">
     <w:name w:val="Default Paragraph Font"/>
     <w:uiPriority w:val="1"/>
+    <w:semiHidden/>
     <w:unhideWhenUsed/>
   </w:style>
   <w:style w:type="table" w:default="1" w:styleId="Tabelanormal">
